--- a/docx/act.docx
+++ b/docx/act.docx
@@ -3826,31 +3826,31 @@
                 <w:sz w:val="20"/>
                 <w:szCs w:val="20"/>
               </w:rPr>
-              <w:t xml:space="preserve"> </w:t>
-            </w:r>
-            <w:r>
-              <w:rPr>
-                <w:color w:val="000000"/>
-                <w:sz w:val="20"/>
-                <w:szCs w:val="20"/>
-              </w:rPr>
-              <w:t>/</w:t>
-            </w:r>
-            <w:r>
-              <w:rPr>
-                <w:color w:val="000000"/>
-                <w:sz w:val="20"/>
-                <w:szCs w:val="20"/>
-              </w:rPr>
-              <w:t xml:space="preserve"> </w:t>
-            </w:r>
-            <w:r>
-              <w:rPr>
-                <w:color w:val="000000"/>
-                <w:sz w:val="20"/>
-                <w:szCs w:val="20"/>
-              </w:rPr>
-              <w:t>электромагнитного клапана (при наличии)</w:t>
+              <w:t xml:space="preserve"/>
+            </w:r>
+            <w:r>
+              <w:rPr>
+                <w:color w:val="000000"/>
+                <w:sz w:val="20"/>
+                <w:szCs w:val="20"/>
+              </w:rPr>
+              <w:t/>
+            </w:r>
+            <w:r>
+              <w:rPr>
+                <w:color w:val="000000"/>
+                <w:sz w:val="20"/>
+                <w:szCs w:val="20"/>
+              </w:rPr>
+              <w:t xml:space="preserve"/>
+            </w:r>
+            <w:r>
+              <w:rPr>
+                <w:color w:val="000000"/>
+                <w:sz w:val="20"/>
+                <w:szCs w:val="20"/>
+              </w:rPr>
+              <w:t/>
             </w:r>
           </w:p>
           <w:p>
@@ -4415,6 +4415,234 @@
                 <w:lang w:val="en-US"/>
               </w:rPr>
               <w:t>.</w:t>
+            </w:r>
+          </w:p>
+          <w:p>
+            <w:pPr>
+              <w:pStyle w:val="ConsPlusNormal"/>
+              <w:jc w:val="both"/>
+              <w:rPr>
+                <w:sz w:val="20"/>
+                <w:szCs w:val="20"/>
+              </w:rPr>
+            </w:pPr>
+            <w:r>
+              <w:rPr>
+                <w:lang w:val="en-US"/>
+              </w:rPr>
+              <w:t>{% endif %}</w:t>
+            </w:r>
+          </w:p>
+        </w:tc>
+      </w:tr>
+      <w:tr>
+        <w:trPr>
+          <w:trHeight w:val="340"/>
+        </w:trPr>
+        <w:tc>
+          <w:tcPr>
+            <w:tcW w:w="2664" w:type="dxa"/>
+          </w:tcPr>
+          <w:p>
+            <w:pPr>
+              <w:pStyle w:val="ConsPlusNormal"/>
+              <w:jc w:val="both"/>
+              <w:rPr>
+                <w:color w:val="000000"/>
+                <w:sz w:val="20"/>
+                <w:szCs w:val="20"/>
+              </w:rPr>
+            </w:pPr>
+            <w:r>
+              <w:rPr>
+                <w:color w:val="000000"/>
+                <w:sz w:val="20"/>
+                <w:szCs w:val="20"/>
+              </w:rPr>
+              <w:t>Техническое обслуживание электромагнитного клапана (при наличии)</w:t>
+            </w:r>
+            <w:r>
+              <w:rPr>
+                <w:color w:val="000000"/>
+                <w:sz w:val="20"/>
+                <w:szCs w:val="20"/>
+              </w:rPr>
+              <w:t xml:space="preserve"/>
+            </w:r>
+            <w:r>
+              <w:rPr>
+                <w:color w:val="000000"/>
+                <w:sz w:val="20"/>
+                <w:szCs w:val="20"/>
+              </w:rPr>
+              <w:t/>
+            </w:r>
+            <w:r>
+              <w:rPr>
+                <w:color w:val="000000"/>
+                <w:sz w:val="20"/>
+                <w:szCs w:val="20"/>
+              </w:rPr>
+              <w:t xml:space="preserve"/>
+            </w:r>
+            <w:r>
+              <w:rPr>
+                <w:color w:val="000000"/>
+                <w:sz w:val="20"/>
+                <w:szCs w:val="20"/>
+              </w:rPr>
+              <w:t/>
+            </w:r>
+          </w:p>
+          <w:p>
+            <w:pPr>
+              <w:pStyle w:val="ConsPlusNormal"/>
+              <w:jc w:val="both"/>
+              <w:rPr>
+                <w:sz w:val="20"/>
+                <w:szCs w:val="20"/>
+              </w:rPr>
+            </w:pPr>
+          </w:p>
+        </w:tc>
+        <w:tc>
+          <w:tcPr>
+            <w:tcW w:w="2165" w:type="dxa"/>
+          </w:tcPr>
+          <w:p>
+            <w:pPr>
+              <w:pStyle w:val="ConsPlusNormal"/>
+              <w:snapToGrid w:val="0"/>
+              <w:rPr>
+                <w:lang w:val="en-US"/>
+              </w:rPr>
+            </w:pPr>
+            <w:r>
+              <w:rPr>
+                <w:lang w:val="en-US"/>
+              </w:rPr>
+              <w:t xml:space="preserve">{% if prices['21']['amount'] &gt; 0   %}</w:t>
+            </w:r>
+          </w:p>
+          <w:p>
+            <w:pPr>
+              <w:pStyle w:val="ConsPlusNormal"/>
+              <w:snapToGrid w:val="0"/>
+              <w:rPr>
+                <w:lang w:val="en-US"/>
+              </w:rPr>
+            </w:pPr>
+            <w:r>
+              <w:rPr>
+                <w:color w:val="000000"/>
+                <w:lang w:val="en-US"/>
+              </w:rPr>
+              <w:t xml:space="preserve">{{ prices['21']['amount'] }} </w:t>
+            </w:r>
+          </w:p>
+          <w:p>
+            <w:pPr>
+              <w:pStyle w:val="ConsPlusNormal"/>
+              <w:jc w:val="both"/>
+              <w:rPr>
+                <w:sz w:val="20"/>
+                <w:szCs w:val="20"/>
+                <w:lang w:val="en-US"/>
+              </w:rPr>
+            </w:pPr>
+            <w:r>
+              <w:rPr>
+                <w:lang w:val="en-US"/>
+              </w:rPr>
+              <w:t>{% endif %}</w:t>
+            </w:r>
+          </w:p>
+        </w:tc>
+        <w:tc>
+          <w:tcPr>
+            <w:tcW w:w="2577" w:type="dxa"/>
+          </w:tcPr>
+          <w:p>
+            <w:pPr>
+              <w:pStyle w:val="ConsPlusNormal"/>
+              <w:snapToGrid w:val="0"/>
+              <w:rPr>
+                <w:lang w:val="en-US"/>
+              </w:rPr>
+            </w:pPr>
+            <w:r>
+              <w:rPr>
+                <w:lang w:val="en-US"/>
+              </w:rPr>
+              <w:t xml:space="preserve">{% if prices['21']['amount'] &gt; 0   %}</w:t>
+            </w:r>
+          </w:p>
+          <w:p>
+            <w:pPr>
+              <w:pStyle w:val="ConsPlusNormal"/>
+              <w:snapToGrid w:val="0"/>
+              <w:rPr>
+                <w:lang w:val="en-US"/>
+              </w:rPr>
+            </w:pPr>
+            <w:r>
+              <w:rPr>
+                <w:color w:val="000000"/>
+                <w:lang w:val="en-US"/>
+              </w:rPr>
+              <w:t xml:space="preserve">{{ prices['21']['price'] }} руб.</w:t>
+            </w:r>
+          </w:p>
+          <w:p>
+            <w:pPr>
+              <w:pStyle w:val="ConsPlusNormal"/>
+              <w:jc w:val="both"/>
+              <w:rPr>
+                <w:sz w:val="20"/>
+                <w:szCs w:val="20"/>
+              </w:rPr>
+            </w:pPr>
+            <w:r>
+              <w:rPr>
+                <w:lang w:val="en-US"/>
+              </w:rPr>
+              <w:t>{% endif %}</w:t>
+            </w:r>
+          </w:p>
+        </w:tc>
+        <w:tc>
+          <w:tcPr>
+            <w:tcW w:w="2165" w:type="dxa"/>
+          </w:tcPr>
+          <w:p>
+            <w:pPr>
+              <w:pStyle w:val="ConsPlusNormal"/>
+              <w:snapToGrid w:val="0"/>
+              <w:rPr>
+                <w:lang w:val="en-US"/>
+              </w:rPr>
+            </w:pPr>
+            <w:r>
+              <w:rPr>
+                <w:lang w:val="en-US"/>
+              </w:rPr>
+              <w:t xml:space="preserve">{% if prices['21']['total'] &gt; 0   %}</w:t>
+            </w:r>
+          </w:p>
+          <w:p>
+            <w:pPr>
+              <w:pStyle w:val="ConsPlusNormal"/>
+              <w:snapToGrid w:val="0"/>
+              <w:rPr>
+                <w:lang w:val="en-US"/>
+              </w:rPr>
+            </w:pPr>
+            <w:r>
+              <w:rPr>
+                <w:color w:val="000000"/>
+                <w:lang w:val="en-US"/>
+              </w:rPr>
+              <w:t xml:space="preserve">{{ prices['21']['total'] }} руб.</w:t>
             </w:r>
           </w:p>
           <w:p>
@@ -4460,15 +4688,15 @@
                 <w:sz w:val="20"/>
                 <w:szCs w:val="20"/>
               </w:rPr>
-              <w:t>ИТОГО:</w:t>
-            </w:r>
-            <w:r>
-              <w:rPr>
-                <w:sz w:val="20"/>
-                <w:szCs w:val="20"/>
-                <w:lang w:val="en-US"/>
-              </w:rPr>
-              <w:t xml:space="preserve">   </w:t>
+              <w:t>ИТОГО (с учетом НДС): {{ summ }}</w:t>
+            </w:r>
+            <w:r>
+              <w:rPr>
+                <w:sz w:val="20"/>
+                <w:szCs w:val="20"/>
+                <w:lang w:val="en-US"/>
+              </w:rPr>
+              <w:t xml:space="preserve"/>
             </w:r>
             <w:proofErr w:type="gramEnd"/>
             <w:r>
@@ -4477,7 +4705,7 @@
                 <w:szCs w:val="20"/>
                 <w:lang w:val="en-US"/>
               </w:rPr>
-              <w:t xml:space="preserve">                                                                                                                                         {{ </w:t>
+              <w:t xml:space="preserve"/>
             </w:r>
             <w:proofErr w:type="spellStart"/>
             <w:r>
@@ -4486,7 +4714,7 @@
                 <w:szCs w:val="20"/>
                 <w:lang w:val="en-US"/>
               </w:rPr>
-              <w:t>summ</w:t>
+              <w:t/>
             </w:r>
             <w:proofErr w:type="spellEnd"/>
             <w:r>
@@ -4495,7 +4723,7 @@
                 <w:szCs w:val="20"/>
                 <w:lang w:val="en-US"/>
               </w:rPr>
-              <w:t xml:space="preserve"> }}</w:t>
+              <w:t xml:space="preserve"/>
             </w:r>
           </w:p>
         </w:tc>
